--- a/docs/2026041142-作品信息概要表.docx
+++ b/docs/2026041142-作品信息概要表.docx
@@ -2732,7 +2732,7 @@
           <w:p>
             <w:pPr>
               <w:rPr>
-                <w:rFonts w:ascii="仿宋" w:eastAsia="仿宋" w:hAnsi="仿宋"/>
+                <w:rFonts w:ascii="仿宋" w:eastAsia="仿宋" w:hAnsi="仿宋" w:hint="eastAsia"/>
                 <w:smallCaps/>
                 <w:color w:val="404040" w:themeColor="text1" w:themeTint="BF"/>
               </w:rPr>
@@ -2749,13 +2749,12 @@
           <w:p>
             <w:pPr>
               <w:rPr>
-                <w:rFonts w:ascii="Times New Roman" w:eastAsia="仿宋" w:hAnsi="Times New Roman" w:cs="Times New Roman" w:hint="eastAsia"/>
+                <w:rFonts w:ascii="Times New Roman" w:eastAsia="仿宋" w:hAnsi="Times New Roman" w:cs="Times New Roman"/>
                 <w:smallCaps/>
                 <w:color w:val="404040" w:themeColor="text1" w:themeTint="BF"/>
                 <w:szCs w:val="21"/>
               </w:rPr>
             </w:pPr>
-            <w:proofErr w:type="spellStart"/>
             <w:r>
               <w:rPr>
                 <w:rFonts w:ascii="Times New Roman" w:eastAsia="仿宋" w:hAnsi="Times New Roman" w:cs="Times New Roman" w:hint="eastAsia"/>
@@ -2763,17 +2762,22 @@
                 <w:color w:val="404040" w:themeColor="text1" w:themeTint="BF"/>
                 <w:szCs w:val="21"/>
               </w:rPr>
-              <w:t>claudecode</w:t>
-            </w:r>
-            <w:proofErr w:type="spellEnd"/>
-            <w:r>
-              <w:rPr>
-                <w:rFonts w:ascii="Times New Roman" w:eastAsia="仿宋" w:hAnsi="Times New Roman" w:cs="Times New Roman" w:hint="eastAsia"/>
+              <w:t>VSCODE</w:t>
+            </w:r>
+            <w:r>
+              <w:rPr>
+                <w:rFonts w:ascii="Times New Roman" w:eastAsia="仿宋" w:hAnsi="Times New Roman" w:cs="Times New Roman"/>
                 <w:smallCaps/>
                 <w:color w:val="404040" w:themeColor="text1" w:themeTint="BF"/>
                 <w:szCs w:val="21"/>
               </w:rPr>
-              <w:t>、</w:t>
+              <w:t>,NODE,GIT,</w:t>
+            </w:r>
+            <w:r>
+              <w:rPr>
+                <w:rFonts w:hint="eastAsia"/>
+              </w:rPr>
+              <w:t xml:space="preserve"> </w:t>
             </w:r>
             <w:r>
               <w:rPr>
@@ -2782,46 +2786,26 @@
                 <w:color w:val="404040" w:themeColor="text1" w:themeTint="BF"/>
                 <w:szCs w:val="21"/>
               </w:rPr>
-              <w:t>codex</w:t>
-            </w:r>
-            <w:r>
-              <w:rPr>
-                <w:rFonts w:ascii="Times New Roman" w:eastAsia="仿宋" w:hAnsi="Times New Roman" w:cs="Times New Roman" w:hint="eastAsia"/>
+              <w:t>PREMIERE</w:t>
+            </w:r>
+            <w:r>
+              <w:rPr>
+                <w:rFonts w:ascii="Times New Roman" w:eastAsia="仿宋" w:hAnsi="Times New Roman" w:cs="Times New Roman"/>
                 <w:smallCaps/>
                 <w:color w:val="404040" w:themeColor="text1" w:themeTint="BF"/>
                 <w:szCs w:val="21"/>
               </w:rPr>
-              <w:t>、</w:t>
-            </w:r>
-            <w:r>
-              <w:rPr>
-                <w:rFonts w:ascii="Times New Roman" w:eastAsia="仿宋" w:hAnsi="Times New Roman" w:cs="Times New Roman" w:hint="eastAsia"/>
+              <w:t>,OFFICE</w:t>
+            </w:r>
+            <w:r>
+              <w:rPr>
+                <w:rFonts w:ascii="Times New Roman" w:eastAsia="仿宋" w:hAnsi="Times New Roman" w:cs="Times New Roman"/>
                 <w:smallCaps/>
                 <w:color w:val="404040" w:themeColor="text1" w:themeTint="BF"/>
                 <w:szCs w:val="21"/>
               </w:rPr>
-              <w:t>Microsoft Office</w:t>
-            </w:r>
-            <w:r>
-              <w:rPr>
-                <w:rFonts w:ascii="Times New Roman" w:eastAsia="仿宋" w:hAnsi="Times New Roman" w:cs="Times New Roman" w:hint="eastAsia"/>
-                <w:smallCaps/>
-                <w:color w:val="404040" w:themeColor="text1" w:themeTint="BF"/>
-                <w:szCs w:val="21"/>
-              </w:rPr>
-              <w:t>、</w:t>
-            </w:r>
-            <w:proofErr w:type="spellStart"/>
-            <w:r>
-              <w:rPr>
-                <w:rFonts w:ascii="Times New Roman" w:eastAsia="仿宋" w:hAnsi="Times New Roman" w:cs="Times New Roman" w:hint="eastAsia"/>
-                <w:smallCaps/>
-                <w:color w:val="404040" w:themeColor="text1" w:themeTint="BF"/>
-                <w:szCs w:val="21"/>
-              </w:rPr>
-              <w:t>iflow</w:t>
-            </w:r>
-            <w:proofErr w:type="spellEnd"/>
+              <w:t>,CHROME</w:t>
+            </w:r>
           </w:p>
         </w:tc>
       </w:tr>
@@ -2897,14 +2881,6 @@
             </w:r>
             <w:r>
               <w:rPr>
-                <w:rFonts w:ascii="仿宋" w:eastAsia="仿宋" w:hAnsi="仿宋" w:hint="eastAsia"/>
-                <w:smallCaps/>
-                <w:u w:val="single"/>
-              </w:rPr>
-              <w:t xml:space="preserve"> 孔钦等. 基于轻量化YOLOv8的行人跌倒检测算法的研究与实现。</w:t>
-            </w:r>
-            <w:r>
-              <w:rPr>
                 <w:rFonts w:ascii="仿宋" w:eastAsia="仿宋" w:hAnsi="仿宋"/>
                 <w:smallCaps/>
                 <w:u w:val="single"/>
@@ -2960,32 +2936,6 @@
             </w:r>
             <w:r>
               <w:rPr>
-                <w:rFonts w:ascii="仿宋" w:eastAsia="仿宋" w:hAnsi="仿宋" w:hint="eastAsia"/>
-                <w:smallCaps/>
-                <w:u w:val="single"/>
-              </w:rPr>
-              <w:t xml:space="preserve"> 彭芙蓉等. 基于改进</w:t>
-            </w:r>
-            <w:proofErr w:type="spellStart"/>
-            <w:r>
-              <w:rPr>
-                <w:rFonts w:ascii="仿宋" w:eastAsia="仿宋" w:hAnsi="仿宋" w:hint="eastAsia"/>
-                <w:smallCaps/>
-                <w:u w:val="single"/>
-              </w:rPr>
-              <w:t>ByteTrack</w:t>
-            </w:r>
-            <w:proofErr w:type="spellEnd"/>
-            <w:r>
-              <w:rPr>
-                <w:rFonts w:ascii="仿宋" w:eastAsia="仿宋" w:hAnsi="仿宋" w:hint="eastAsia"/>
-                <w:smallCaps/>
-                <w:u w:val="single"/>
-              </w:rPr>
-              <w:t>的行人跟踪算法。</w:t>
-            </w:r>
-            <w:r>
-              <w:rPr>
                 <w:rFonts w:ascii="仿宋" w:eastAsia="仿宋" w:hAnsi="仿宋"/>
                 <w:smallCaps/>
                 <w:u w:val="single"/>
@@ -3053,33 +3003,31 @@
                 <w:smallCaps/>
                 <w:u w:val="single"/>
               </w:rPr>
+              <w:t xml:space="preserve">                        </w:t>
+            </w:r>
+            <w:r>
+              <w:rPr>
+                <w:rFonts w:ascii="仿宋" w:eastAsia="仿宋" w:hAnsi="仿宋" w:hint="eastAsia"/>
+                <w:smallCaps/>
+                <w:u w:val="single"/>
+              </w:rPr>
               <w:t xml:space="preserve"> </w:t>
             </w:r>
             <w:r>
               <w:rPr>
-                <w:rFonts w:ascii="仿宋" w:eastAsia="仿宋" w:hAnsi="仿宋" w:hint="eastAsia"/>
-                <w:smallCaps/>
-                <w:u w:val="single"/>
-              </w:rPr>
-              <w:t>吴欣泽等. 基于</w:t>
-            </w:r>
-            <w:proofErr w:type="spellStart"/>
-            <w:r>
-              <w:rPr>
-                <w:rFonts w:ascii="仿宋" w:eastAsia="仿宋" w:hAnsi="仿宋" w:hint="eastAsia"/>
-                <w:smallCaps/>
-                <w:u w:val="single"/>
-              </w:rPr>
-              <w:t>OpenCV+MediaPipe</w:t>
-            </w:r>
-            <w:proofErr w:type="spellEnd"/>
-            <w:r>
-              <w:rPr>
-                <w:rFonts w:ascii="仿宋" w:eastAsia="仿宋" w:hAnsi="仿宋" w:hint="eastAsia"/>
-                <w:smallCaps/>
-                <w:u w:val="single"/>
-              </w:rPr>
-              <w:t>的人体姿态估计融合监测系统设计。</w:t>
+                <w:rFonts w:ascii="仿宋" w:eastAsia="仿宋" w:hAnsi="仿宋"/>
+                <w:smallCaps/>
+                <w:u w:val="single"/>
+              </w:rPr>
+              <w:t xml:space="preserve">                        </w:t>
+            </w:r>
+            <w:r>
+              <w:rPr>
+                <w:rFonts w:ascii="仿宋" w:eastAsia="仿宋" w:hAnsi="仿宋" w:hint="eastAsia"/>
+                <w:smallCaps/>
+                <w:u w:val="single"/>
+              </w:rPr>
+              <w:t xml:space="preserve"> </w:t>
             </w:r>
             <w:r>
               <w:rPr>
@@ -3088,38 +3036,6 @@
                 <w:u w:val="single"/>
               </w:rPr>
               <w:t xml:space="preserve">                       </w:t>
-            </w:r>
-            <w:r>
-              <w:rPr>
-                <w:rFonts w:ascii="仿宋" w:eastAsia="仿宋" w:hAnsi="仿宋" w:hint="eastAsia"/>
-                <w:smallCaps/>
-                <w:u w:val="single"/>
-              </w:rPr>
-              <w:t xml:space="preserve"> </w:t>
-            </w:r>
-            <w:r>
-              <w:rPr>
-                <w:rFonts w:ascii="仿宋" w:eastAsia="仿宋" w:hAnsi="仿宋"/>
-                <w:smallCaps/>
-                <w:u w:val="single"/>
-              </w:rPr>
-              <w:t xml:space="preserve">                        </w:t>
-            </w:r>
-            <w:r>
-              <w:rPr>
-                <w:rFonts w:ascii="仿宋" w:eastAsia="仿宋" w:hAnsi="仿宋" w:hint="eastAsia"/>
-                <w:smallCaps/>
-                <w:u w:val="single"/>
-              </w:rPr>
-              <w:t xml:space="preserve"> </w:t>
-            </w:r>
-            <w:r>
-              <w:rPr>
-                <w:rFonts w:ascii="仿宋" w:eastAsia="仿宋" w:hAnsi="仿宋"/>
-                <w:smallCaps/>
-                <w:u w:val="single"/>
-              </w:rPr>
-              <w:t xml:space="preserve">                        </w:t>
             </w:r>
           </w:p>
         </w:tc>
@@ -3313,7 +3229,15 @@
                 <w:smallCaps/>
                 <w:u w:val="single"/>
               </w:rPr>
-              <w:t xml:space="preserve"> 安装配置说明</w:t>
+              <w:t xml:space="preserve"> 安装配置</w:t>
+            </w:r>
+            <w:r>
+              <w:rPr>
+                <w:rFonts w:ascii="仿宋" w:eastAsia="仿宋" w:hAnsi="仿宋" w:hint="eastAsia"/>
+                <w:smallCaps/>
+                <w:u w:val="single"/>
+              </w:rPr>
+              <w:t>readme</w:t>
             </w:r>
             <w:r>
               <w:rPr>
